--- a/docs/PRD-校园自习座位预约系统.docx
+++ b/docs/PRD-校园自习座位预约系统.docx
@@ -143,7 +143,7 @@
                 <w:rFonts w:ascii="宋体" w:hAnsi="宋体" w:eastAsia="宋体"/>
                 <w:sz w:val="19"/>
               </w:rPr>
-              <w:t>V1.0</w:t>
+              <w:t>V1.1</w:t>
             </w:r>
           </w:p>
         </w:tc>
@@ -179,7 +179,7 @@
                 <w:rFonts w:ascii="宋体" w:hAnsi="宋体" w:eastAsia="宋体"/>
                 <w:sz w:val="19"/>
               </w:rPr>
-              <w:t>已定稿（对应已交付的第一版实现）</w:t>
+              <w:t>已定稿（对应已发布的 v1.1.0）</w:t>
             </w:r>
           </w:p>
         </w:tc>
@@ -216,6 +216,42 @@
                 <w:sz w:val="19"/>
               </w:rPr>
               <w:t>2026-10-24</w:t>
+            </w:r>
+          </w:p>
+        </w:tc>
+      </w:tr>
+      <w:tr>
+        <w:tc>
+          <w:tcPr>
+            <w:tcW w:type="dxa" w:w="891"/>
+          </w:tcPr>
+          <w:p>
+            <w:pPr>
+              <w:spacing w:after="20" w:line="288" w:lineRule="auto"/>
+            </w:pPr>
+            <w:r>
+              <w:rPr>
+                <w:rFonts w:ascii="宋体" w:hAnsi="宋体" w:eastAsia="宋体"/>
+                <w:sz w:val="19"/>
+              </w:rPr>
+              <w:t>最后更新</w:t>
+            </w:r>
+          </w:p>
+        </w:tc>
+        <w:tc>
+          <w:tcPr>
+            <w:tcW w:type="dxa" w:w="8180"/>
+          </w:tcPr>
+          <w:p>
+            <w:pPr>
+              <w:spacing w:after="20" w:line="288" w:lineRule="auto"/>
+            </w:pPr>
+            <w:r>
+              <w:rPr>
+                <w:rFonts w:ascii="宋体" w:hAnsi="宋体" w:eastAsia="宋体"/>
+                <w:sz w:val="19"/>
+              </w:rPr>
+              <w:t>2026-10-25</w:t>
             </w:r>
           </w:p>
         </w:tc>
@@ -389,7 +425,7 @@
         </w:trPr>
         <w:tc>
           <w:tcPr>
-            <w:tcW w:type="dxa" w:w="981"/>
+            <w:tcW w:type="dxa" w:w="817"/>
             <w:shd w:val="clear" w:color="auto" w:fill="E8EEF9"/>
           </w:tcPr>
           <w:p>
@@ -409,7 +445,7 @@
         </w:tc>
         <w:tc>
           <w:tcPr>
-            <w:tcW w:type="dxa" w:w="2452"/>
+            <w:tcW w:type="dxa" w:w="817"/>
             <w:shd w:val="clear" w:color="auto" w:fill="E8EEF9"/>
           </w:tcPr>
           <w:p>
@@ -429,7 +465,7 @@
         </w:tc>
         <w:tc>
           <w:tcPr>
-            <w:tcW w:type="dxa" w:w="5639"/>
+            <w:tcW w:type="dxa" w:w="7438"/>
             <w:shd w:val="clear" w:color="auto" w:fill="E8EEF9"/>
           </w:tcPr>
           <w:p>
@@ -451,7 +487,7 @@
       <w:tr>
         <w:tc>
           <w:tcPr>
-            <w:tcW w:type="dxa" w:w="981"/>
+            <w:tcW w:type="dxa" w:w="817"/>
           </w:tcPr>
           <w:p>
             <w:pPr>
@@ -468,7 +504,7 @@
         </w:tc>
         <w:tc>
           <w:tcPr>
-            <w:tcW w:type="dxa" w:w="2452"/>
+            <w:tcW w:type="dxa" w:w="817"/>
           </w:tcPr>
           <w:p>
             <w:pPr>
@@ -485,7 +521,7 @@
         </w:tc>
         <w:tc>
           <w:tcPr>
-            <w:tcW w:type="dxa" w:w="5639"/>
+            <w:tcW w:type="dxa" w:w="7438"/>
           </w:tcPr>
           <w:p>
             <w:pPr>
@@ -504,7 +540,7 @@
       <w:tr>
         <w:tc>
           <w:tcPr>
-            <w:tcW w:type="dxa" w:w="981"/>
+            <w:tcW w:type="dxa" w:w="817"/>
           </w:tcPr>
           <w:p>
             <w:pPr>
@@ -521,7 +557,7 @@
         </w:tc>
         <w:tc>
           <w:tcPr>
-            <w:tcW w:type="dxa" w:w="2452"/>
+            <w:tcW w:type="dxa" w:w="817"/>
           </w:tcPr>
           <w:p>
             <w:pPr>
@@ -538,7 +574,7 @@
         </w:tc>
         <w:tc>
           <w:tcPr>
-            <w:tcW w:type="dxa" w:w="5639"/>
+            <w:tcW w:type="dxa" w:w="7438"/>
           </w:tcPr>
           <w:p>
             <w:pPr>
@@ -557,7 +593,7 @@
       <w:tr>
         <w:tc>
           <w:tcPr>
-            <w:tcW w:type="dxa" w:w="981"/>
+            <w:tcW w:type="dxa" w:w="817"/>
           </w:tcPr>
           <w:p>
             <w:pPr>
@@ -574,7 +610,7 @@
         </w:tc>
         <w:tc>
           <w:tcPr>
-            <w:tcW w:type="dxa" w:w="2452"/>
+            <w:tcW w:type="dxa" w:w="817"/>
           </w:tcPr>
           <w:p>
             <w:pPr>
@@ -591,7 +627,7 @@
         </w:tc>
         <w:tc>
           <w:tcPr>
-            <w:tcW w:type="dxa" w:w="5639"/>
+            <w:tcW w:type="dxa" w:w="7438"/>
           </w:tcPr>
           <w:p>
             <w:pPr>
@@ -603,6 +639,59 @@
                 <w:sz w:val="19"/>
               </w:rPr>
               <w:t>补充数据模型、接口设计、非功能需求与风险，定稿</w:t>
+            </w:r>
+          </w:p>
+        </w:tc>
+      </w:tr>
+      <w:tr>
+        <w:tc>
+          <w:tcPr>
+            <w:tcW w:type="dxa" w:w="817"/>
+          </w:tcPr>
+          <w:p>
+            <w:pPr>
+              <w:spacing w:after="20" w:line="288" w:lineRule="auto"/>
+            </w:pPr>
+            <w:r>
+              <w:rPr>
+                <w:rFonts w:ascii="宋体" w:hAnsi="宋体" w:eastAsia="宋体"/>
+                <w:sz w:val="19"/>
+              </w:rPr>
+              <w:t>V1.1</w:t>
+            </w:r>
+          </w:p>
+        </w:tc>
+        <w:tc>
+          <w:tcPr>
+            <w:tcW w:type="dxa" w:w="817"/>
+          </w:tcPr>
+          <w:p>
+            <w:pPr>
+              <w:spacing w:after="20" w:line="288" w:lineRule="auto"/>
+            </w:pPr>
+            <w:r>
+              <w:rPr>
+                <w:rFonts w:ascii="宋体" w:hAnsi="宋体" w:eastAsia="宋体"/>
+                <w:sz w:val="19"/>
+              </w:rPr>
+              <w:t>2026-10-25</w:t>
+            </w:r>
+          </w:p>
+        </w:tc>
+        <w:tc>
+          <w:tcPr>
+            <w:tcW w:type="dxa" w:w="7438"/>
+          </w:tcPr>
+          <w:p>
+            <w:pPr>
+              <w:spacing w:after="20" w:line="288" w:lineRule="auto"/>
+            </w:pPr>
+            <w:r>
+              <w:rPr>
+                <w:rFonts w:ascii="宋体" w:hAnsi="宋体" w:eastAsia="宋体"/>
+                <w:sz w:val="19"/>
+              </w:rPr>
+              <w:t>依据首批用户测试反馈修订：新增移动端适配与日志可读性要求（NFR-10、NFR-11），补充轮询在页面不可见时暂停的规则（FR-08 规则 4、AC-23），新增窄屏座位展示规则（6.3）、TC-21 至 TC-24；记录待定需求「单次预约时长上限」（13.4，对应 Issue #6）</w:t>
             </w:r>
           </w:p>
         </w:tc>
@@ -3297,7 +3386,7 @@
                 <w:rFonts w:ascii="宋体" w:hAnsi="宋体" w:eastAsia="宋体"/>
                 <w:sz w:val="19"/>
               </w:rPr>
-              <w:t>页面每 5 秒同步一次，别人刚约走的座位会自动变红</w:t>
+              <w:t>页面每 5 秒同步一次，别人刚约走的座位会自动变红；页面不可见时暂停轮询</w:t>
             </w:r>
           </w:p>
         </w:tc>
@@ -4396,6 +4485,19 @@
       </w:r>
     </w:p>
     <w:p>
+      <w:pPr>
+        <w:spacing w:after="60"/>
+        <w:ind w:left="425" w:hanging="425"/>
+      </w:pPr>
+      <w:r>
+        <w:rPr>
+          <w:rFonts w:ascii="宋体" w:hAnsi="宋体" w:eastAsia="宋体"/>
+          <w:sz w:val="21"/>
+        </w:rPr>
+        <w:t>4. 页面不可见（切换标签页、最小化窗口）时暂停轮询，不产生任何请求；回到前台先刷新一次再恢复轮询。</w:t>
+      </w:r>
+    </w:p>
+    <w:p>
       <w:r>
         <w:rPr>
           <w:rFonts w:ascii="宋体" w:hAnsi="宋体" w:eastAsia="宋体"/>
@@ -4427,6 +4529,18 @@
           <w:sz w:val="21"/>
         </w:rPr>
         <w:t>AC-22：所选时段在刷新时被抢占后，选择被重置，"确认预约"按钮回到禁用状态。</w:t>
+      </w:r>
+    </w:p>
+    <w:p>
+      <w:pPr>
+        <w:pStyle w:val="ListBullet"/>
+      </w:pPr>
+      <w:r>
+        <w:rPr>
+          <w:rFonts w:ascii="宋体" w:hAnsi="宋体" w:eastAsia="宋体"/>
+          <w:sz w:val="21"/>
+        </w:rPr>
+        <w:t>AC-23：页面置于后台 10 分钟期间服务端无新增请求；切回前台后 2 秒内完成一次刷新。</w:t>
       </w:r>
     </w:p>
     <w:p>
@@ -5356,6 +5470,23 @@
       <w:pPr>
         <w:spacing w:after="120" w:line="240" w:lineRule="auto"/>
       </w:pPr>
+    </w:p>
+    <w:p>
+      <w:r>
+        <w:rPr>
+          <w:rFonts w:ascii="宋体" w:hAnsi="宋体" w:eastAsia="宋体"/>
+          <w:b/>
+          <w:sz w:val="21"/>
+        </w:rPr>
+        <w:t>窄屏（宽度 ≤ 560 px）展示规则</w:t>
+      </w:r>
+      <w:r>
+        <w:rPr>
+          <w:rFonts w:ascii="宋体" w:hAnsi="宋体" w:eastAsia="宋体"/>
+          <w:sz w:val="21"/>
+        </w:rPr>
+        <w:t>：座位按列均分占满容器宽度，仅保留座位编号、隐藏"靠窗/电源"等备注，行列间距与字号同步收缩，保证不出现横向滚动。</w:t>
+      </w:r>
     </w:p>
     <w:p>
       <w:pPr>
@@ -10233,6 +10364,112 @@
           </w:p>
         </w:tc>
       </w:tr>
+      <w:tr>
+        <w:tc>
+          <w:tcPr>
+            <w:tcW w:type="dxa" w:w="872"/>
+          </w:tcPr>
+          <w:p>
+            <w:pPr>
+              <w:spacing w:after="20" w:line="288" w:lineRule="auto"/>
+            </w:pPr>
+            <w:r>
+              <w:rPr>
+                <w:rFonts w:ascii="宋体" w:hAnsi="宋体" w:eastAsia="宋体"/>
+                <w:sz w:val="19"/>
+              </w:rPr>
+              <w:t>NFR-10</w:t>
+            </w:r>
+          </w:p>
+        </w:tc>
+        <w:tc>
+          <w:tcPr>
+            <w:tcW w:type="dxa" w:w="872"/>
+          </w:tcPr>
+          <w:p>
+            <w:pPr>
+              <w:spacing w:after="20" w:line="288" w:lineRule="auto"/>
+            </w:pPr>
+            <w:r>
+              <w:rPr>
+                <w:rFonts w:ascii="宋体" w:hAnsi="宋体" w:eastAsia="宋体"/>
+                <w:sz w:val="19"/>
+              </w:rPr>
+              <w:t>移动端适配</w:t>
+            </w:r>
+          </w:p>
+        </w:tc>
+        <w:tc>
+          <w:tcPr>
+            <w:tcW w:type="dxa" w:w="7327"/>
+          </w:tcPr>
+          <w:p>
+            <w:pPr>
+              <w:spacing w:after="20" w:line="288" w:lineRule="auto"/>
+            </w:pPr>
+            <w:r>
+              <w:rPr>
+                <w:rFonts w:ascii="宋体" w:hAnsi="宋体" w:eastAsia="宋体"/>
+                <w:sz w:val="19"/>
+              </w:rPr>
+              <w:t>375 px 宽度下页面无横向滚动，8 列自习室的全部座位同屏可见；触控目标不小于 32 px</w:t>
+            </w:r>
+          </w:p>
+        </w:tc>
+      </w:tr>
+      <w:tr>
+        <w:tc>
+          <w:tcPr>
+            <w:tcW w:type="dxa" w:w="872"/>
+          </w:tcPr>
+          <w:p>
+            <w:pPr>
+              <w:spacing w:after="20" w:line="288" w:lineRule="auto"/>
+            </w:pPr>
+            <w:r>
+              <w:rPr>
+                <w:rFonts w:ascii="宋体" w:hAnsi="宋体" w:eastAsia="宋体"/>
+                <w:sz w:val="19"/>
+              </w:rPr>
+              <w:t>NFR-11</w:t>
+            </w:r>
+          </w:p>
+        </w:tc>
+        <w:tc>
+          <w:tcPr>
+            <w:tcW w:type="dxa" w:w="872"/>
+          </w:tcPr>
+          <w:p>
+            <w:pPr>
+              <w:spacing w:after="20" w:line="288" w:lineRule="auto"/>
+            </w:pPr>
+            <w:r>
+              <w:rPr>
+                <w:rFonts w:ascii="宋体" w:hAnsi="宋体" w:eastAsia="宋体"/>
+                <w:sz w:val="19"/>
+              </w:rPr>
+              <w:t>日志可读性</w:t>
+            </w:r>
+          </w:p>
+        </w:tc>
+        <w:tc>
+          <w:tcPr>
+            <w:tcW w:type="dxa" w:w="7327"/>
+          </w:tcPr>
+          <w:p>
+            <w:pPr>
+              <w:spacing w:after="20" w:line="288" w:lineRule="auto"/>
+            </w:pPr>
+            <w:r>
+              <w:rPr>
+                <w:rFonts w:ascii="宋体" w:hAnsi="宋体" w:eastAsia="宋体"/>
+                <w:sz w:val="19"/>
+              </w:rPr>
+              <w:t>客户端断开连接只记录一行提示，不打印堆栈；正常请求与错误响应的日志可区分，便于定位真实故障</w:t>
+            </w:r>
+          </w:p>
+        </w:tc>
+      </w:tr>
     </w:tbl>
     <w:p>
       <w:pPr>
@@ -10738,7 +10975,7 @@
         </w:trPr>
         <w:tc>
           <w:tcPr>
-            <w:tcW w:type="dxa" w:w="878"/>
+            <w:tcW w:type="dxa" w:w="870"/>
             <w:shd w:val="clear" w:color="auto" w:fill="E8EEF9"/>
           </w:tcPr>
           <w:p>
@@ -10758,7 +10995,7 @@
         </w:tc>
         <w:tc>
           <w:tcPr>
-            <w:tcW w:type="dxa" w:w="878"/>
+            <w:tcW w:type="dxa" w:w="870"/>
             <w:shd w:val="clear" w:color="auto" w:fill="E8EEF9"/>
           </w:tcPr>
           <w:p>
@@ -10778,7 +11015,7 @@
         </w:tc>
         <w:tc>
           <w:tcPr>
-            <w:tcW w:type="dxa" w:w="3990"/>
+            <w:tcW w:type="dxa" w:w="3436"/>
             <w:shd w:val="clear" w:color="auto" w:fill="E8EEF9"/>
           </w:tcPr>
           <w:p>
@@ -10798,7 +11035,7 @@
         </w:tc>
         <w:tc>
           <w:tcPr>
-            <w:tcW w:type="dxa" w:w="3325"/>
+            <w:tcW w:type="dxa" w:w="3894"/>
             <w:shd w:val="clear" w:color="auto" w:fill="E8EEF9"/>
           </w:tcPr>
           <w:p>
@@ -10820,7 +11057,7 @@
       <w:tr>
         <w:tc>
           <w:tcPr>
-            <w:tcW w:type="dxa" w:w="878"/>
+            <w:tcW w:type="dxa" w:w="870"/>
           </w:tcPr>
           <w:p>
             <w:pPr>
@@ -10837,7 +11074,7 @@
         </w:tc>
         <w:tc>
           <w:tcPr>
-            <w:tcW w:type="dxa" w:w="878"/>
+            <w:tcW w:type="dxa" w:w="870"/>
           </w:tcPr>
           <w:p>
             <w:pPr>
@@ -10854,7 +11091,7 @@
         </w:tc>
         <w:tc>
           <w:tcPr>
-            <w:tcW w:type="dxa" w:w="3990"/>
+            <w:tcW w:type="dxa" w:w="3436"/>
           </w:tcPr>
           <w:p>
             <w:pPr>
@@ -10871,7 +11108,7 @@
         </w:tc>
         <w:tc>
           <w:tcPr>
-            <w:tcW w:type="dxa" w:w="3325"/>
+            <w:tcW w:type="dxa" w:w="3894"/>
           </w:tcPr>
           <w:p>
             <w:pPr>
@@ -10890,7 +11127,7 @@
       <w:tr>
         <w:tc>
           <w:tcPr>
-            <w:tcW w:type="dxa" w:w="878"/>
+            <w:tcW w:type="dxa" w:w="870"/>
           </w:tcPr>
           <w:p>
             <w:pPr>
@@ -10907,7 +11144,7 @@
         </w:tc>
         <w:tc>
           <w:tcPr>
-            <w:tcW w:type="dxa" w:w="878"/>
+            <w:tcW w:type="dxa" w:w="870"/>
           </w:tcPr>
           <w:p>
             <w:pPr>
@@ -10924,7 +11161,7 @@
         </w:tc>
         <w:tc>
           <w:tcPr>
-            <w:tcW w:type="dxa" w:w="3990"/>
+            <w:tcW w:type="dxa" w:w="3436"/>
           </w:tcPr>
           <w:p>
             <w:pPr>
@@ -10941,7 +11178,7 @@
         </w:tc>
         <w:tc>
           <w:tcPr>
-            <w:tcW w:type="dxa" w:w="3325"/>
+            <w:tcW w:type="dxa" w:w="3894"/>
           </w:tcPr>
           <w:p>
             <w:pPr>
@@ -10960,7 +11197,7 @@
       <w:tr>
         <w:tc>
           <w:tcPr>
-            <w:tcW w:type="dxa" w:w="878"/>
+            <w:tcW w:type="dxa" w:w="870"/>
           </w:tcPr>
           <w:p>
             <w:pPr>
@@ -10977,7 +11214,7 @@
         </w:tc>
         <w:tc>
           <w:tcPr>
-            <w:tcW w:type="dxa" w:w="878"/>
+            <w:tcW w:type="dxa" w:w="870"/>
           </w:tcPr>
           <w:p>
             <w:pPr>
@@ -10994,7 +11231,7 @@
         </w:tc>
         <w:tc>
           <w:tcPr>
-            <w:tcW w:type="dxa" w:w="3990"/>
+            <w:tcW w:type="dxa" w:w="3436"/>
           </w:tcPr>
           <w:p>
             <w:pPr>
@@ -11011,7 +11248,7 @@
         </w:tc>
         <w:tc>
           <w:tcPr>
-            <w:tcW w:type="dxa" w:w="3325"/>
+            <w:tcW w:type="dxa" w:w="3894"/>
           </w:tcPr>
           <w:p>
             <w:pPr>
@@ -11030,7 +11267,7 @@
       <w:tr>
         <w:tc>
           <w:tcPr>
-            <w:tcW w:type="dxa" w:w="878"/>
+            <w:tcW w:type="dxa" w:w="870"/>
           </w:tcPr>
           <w:p>
             <w:pPr>
@@ -11047,7 +11284,7 @@
         </w:tc>
         <w:tc>
           <w:tcPr>
-            <w:tcW w:type="dxa" w:w="878"/>
+            <w:tcW w:type="dxa" w:w="870"/>
           </w:tcPr>
           <w:p>
             <w:pPr>
@@ -11064,7 +11301,7 @@
         </w:tc>
         <w:tc>
           <w:tcPr>
-            <w:tcW w:type="dxa" w:w="3990"/>
+            <w:tcW w:type="dxa" w:w="3436"/>
           </w:tcPr>
           <w:p>
             <w:pPr>
@@ -11081,7 +11318,7 @@
         </w:tc>
         <w:tc>
           <w:tcPr>
-            <w:tcW w:type="dxa" w:w="3325"/>
+            <w:tcW w:type="dxa" w:w="3894"/>
           </w:tcPr>
           <w:p>
             <w:pPr>
@@ -11100,7 +11337,7 @@
       <w:tr>
         <w:tc>
           <w:tcPr>
-            <w:tcW w:type="dxa" w:w="878"/>
+            <w:tcW w:type="dxa" w:w="870"/>
           </w:tcPr>
           <w:p>
             <w:pPr>
@@ -11117,7 +11354,7 @@
         </w:tc>
         <w:tc>
           <w:tcPr>
-            <w:tcW w:type="dxa" w:w="878"/>
+            <w:tcW w:type="dxa" w:w="870"/>
           </w:tcPr>
           <w:p>
             <w:pPr>
@@ -11134,7 +11371,7 @@
         </w:tc>
         <w:tc>
           <w:tcPr>
-            <w:tcW w:type="dxa" w:w="3990"/>
+            <w:tcW w:type="dxa" w:w="3436"/>
           </w:tcPr>
           <w:p>
             <w:pPr>
@@ -11158,7 +11395,7 @@
         </w:tc>
         <w:tc>
           <w:tcPr>
-            <w:tcW w:type="dxa" w:w="3325"/>
+            <w:tcW w:type="dxa" w:w="3894"/>
           </w:tcPr>
           <w:p>
             <w:pPr>
@@ -11177,7 +11414,7 @@
       <w:tr>
         <w:tc>
           <w:tcPr>
-            <w:tcW w:type="dxa" w:w="878"/>
+            <w:tcW w:type="dxa" w:w="870"/>
           </w:tcPr>
           <w:p>
             <w:pPr>
@@ -11194,7 +11431,7 @@
         </w:tc>
         <w:tc>
           <w:tcPr>
-            <w:tcW w:type="dxa" w:w="878"/>
+            <w:tcW w:type="dxa" w:w="870"/>
           </w:tcPr>
           <w:p>
             <w:pPr>
@@ -11211,7 +11448,7 @@
         </w:tc>
         <w:tc>
           <w:tcPr>
-            <w:tcW w:type="dxa" w:w="3990"/>
+            <w:tcW w:type="dxa" w:w="3436"/>
           </w:tcPr>
           <w:p>
             <w:pPr>
@@ -11228,7 +11465,7 @@
         </w:tc>
         <w:tc>
           <w:tcPr>
-            <w:tcW w:type="dxa" w:w="3325"/>
+            <w:tcW w:type="dxa" w:w="3894"/>
           </w:tcPr>
           <w:p>
             <w:pPr>
@@ -11247,7 +11484,7 @@
       <w:tr>
         <w:tc>
           <w:tcPr>
-            <w:tcW w:type="dxa" w:w="878"/>
+            <w:tcW w:type="dxa" w:w="870"/>
           </w:tcPr>
           <w:p>
             <w:pPr>
@@ -11264,7 +11501,7 @@
         </w:tc>
         <w:tc>
           <w:tcPr>
-            <w:tcW w:type="dxa" w:w="878"/>
+            <w:tcW w:type="dxa" w:w="870"/>
           </w:tcPr>
           <w:p>
             <w:pPr>
@@ -11281,7 +11518,7 @@
         </w:tc>
         <w:tc>
           <w:tcPr>
-            <w:tcW w:type="dxa" w:w="3990"/>
+            <w:tcW w:type="dxa" w:w="3436"/>
           </w:tcPr>
           <w:p>
             <w:pPr>
@@ -11298,7 +11535,7 @@
         </w:tc>
         <w:tc>
           <w:tcPr>
-            <w:tcW w:type="dxa" w:w="3325"/>
+            <w:tcW w:type="dxa" w:w="3894"/>
           </w:tcPr>
           <w:p>
             <w:pPr>
@@ -11317,7 +11554,7 @@
       <w:tr>
         <w:tc>
           <w:tcPr>
-            <w:tcW w:type="dxa" w:w="878"/>
+            <w:tcW w:type="dxa" w:w="870"/>
           </w:tcPr>
           <w:p>
             <w:pPr>
@@ -11334,7 +11571,7 @@
         </w:tc>
         <w:tc>
           <w:tcPr>
-            <w:tcW w:type="dxa" w:w="878"/>
+            <w:tcW w:type="dxa" w:w="870"/>
           </w:tcPr>
           <w:p>
             <w:pPr>
@@ -11351,7 +11588,7 @@
         </w:tc>
         <w:tc>
           <w:tcPr>
-            <w:tcW w:type="dxa" w:w="3990"/>
+            <w:tcW w:type="dxa" w:w="3436"/>
           </w:tcPr>
           <w:p>
             <w:pPr>
@@ -11368,7 +11605,7 @@
         </w:tc>
         <w:tc>
           <w:tcPr>
-            <w:tcW w:type="dxa" w:w="3325"/>
+            <w:tcW w:type="dxa" w:w="3894"/>
           </w:tcPr>
           <w:p>
             <w:pPr>
@@ -11387,7 +11624,7 @@
       <w:tr>
         <w:tc>
           <w:tcPr>
-            <w:tcW w:type="dxa" w:w="878"/>
+            <w:tcW w:type="dxa" w:w="870"/>
           </w:tcPr>
           <w:p>
             <w:pPr>
@@ -11404,7 +11641,7 @@
         </w:tc>
         <w:tc>
           <w:tcPr>
-            <w:tcW w:type="dxa" w:w="878"/>
+            <w:tcW w:type="dxa" w:w="870"/>
           </w:tcPr>
           <w:p>
             <w:pPr>
@@ -11421,7 +11658,7 @@
         </w:tc>
         <w:tc>
           <w:tcPr>
-            <w:tcW w:type="dxa" w:w="3990"/>
+            <w:tcW w:type="dxa" w:w="3436"/>
           </w:tcPr>
           <w:p>
             <w:pPr>
@@ -11438,7 +11675,7 @@
         </w:tc>
         <w:tc>
           <w:tcPr>
-            <w:tcW w:type="dxa" w:w="3325"/>
+            <w:tcW w:type="dxa" w:w="3894"/>
           </w:tcPr>
           <w:p>
             <w:pPr>
@@ -11457,7 +11694,7 @@
       <w:tr>
         <w:tc>
           <w:tcPr>
-            <w:tcW w:type="dxa" w:w="878"/>
+            <w:tcW w:type="dxa" w:w="870"/>
           </w:tcPr>
           <w:p>
             <w:pPr>
@@ -11474,7 +11711,7 @@
         </w:tc>
         <w:tc>
           <w:tcPr>
-            <w:tcW w:type="dxa" w:w="878"/>
+            <w:tcW w:type="dxa" w:w="870"/>
           </w:tcPr>
           <w:p>
             <w:pPr>
@@ -11491,7 +11728,7 @@
         </w:tc>
         <w:tc>
           <w:tcPr>
-            <w:tcW w:type="dxa" w:w="3990"/>
+            <w:tcW w:type="dxa" w:w="3436"/>
           </w:tcPr>
           <w:p>
             <w:pPr>
@@ -11508,7 +11745,7 @@
         </w:tc>
         <w:tc>
           <w:tcPr>
-            <w:tcW w:type="dxa" w:w="3325"/>
+            <w:tcW w:type="dxa" w:w="3894"/>
           </w:tcPr>
           <w:p>
             <w:pPr>
@@ -11527,7 +11764,7 @@
       <w:tr>
         <w:tc>
           <w:tcPr>
-            <w:tcW w:type="dxa" w:w="878"/>
+            <w:tcW w:type="dxa" w:w="870"/>
           </w:tcPr>
           <w:p>
             <w:pPr>
@@ -11544,7 +11781,7 @@
         </w:tc>
         <w:tc>
           <w:tcPr>
-            <w:tcW w:type="dxa" w:w="878"/>
+            <w:tcW w:type="dxa" w:w="870"/>
           </w:tcPr>
           <w:p>
             <w:pPr>
@@ -11561,7 +11798,7 @@
         </w:tc>
         <w:tc>
           <w:tcPr>
-            <w:tcW w:type="dxa" w:w="3990"/>
+            <w:tcW w:type="dxa" w:w="3436"/>
           </w:tcPr>
           <w:p>
             <w:pPr>
@@ -11578,7 +11815,7 @@
         </w:tc>
         <w:tc>
           <w:tcPr>
-            <w:tcW w:type="dxa" w:w="3325"/>
+            <w:tcW w:type="dxa" w:w="3894"/>
           </w:tcPr>
           <w:p>
             <w:pPr>
@@ -11597,7 +11834,7 @@
       <w:tr>
         <w:tc>
           <w:tcPr>
-            <w:tcW w:type="dxa" w:w="878"/>
+            <w:tcW w:type="dxa" w:w="870"/>
           </w:tcPr>
           <w:p>
             <w:pPr>
@@ -11614,7 +11851,7 @@
         </w:tc>
         <w:tc>
           <w:tcPr>
-            <w:tcW w:type="dxa" w:w="878"/>
+            <w:tcW w:type="dxa" w:w="870"/>
           </w:tcPr>
           <w:p>
             <w:pPr>
@@ -11631,7 +11868,7 @@
         </w:tc>
         <w:tc>
           <w:tcPr>
-            <w:tcW w:type="dxa" w:w="3990"/>
+            <w:tcW w:type="dxa" w:w="3436"/>
           </w:tcPr>
           <w:p>
             <w:pPr>
@@ -11648,7 +11885,7 @@
         </w:tc>
         <w:tc>
           <w:tcPr>
-            <w:tcW w:type="dxa" w:w="3325"/>
+            <w:tcW w:type="dxa" w:w="3894"/>
           </w:tcPr>
           <w:p>
             <w:pPr>
@@ -11667,7 +11904,7 @@
       <w:tr>
         <w:tc>
           <w:tcPr>
-            <w:tcW w:type="dxa" w:w="878"/>
+            <w:tcW w:type="dxa" w:w="870"/>
           </w:tcPr>
           <w:p>
             <w:pPr>
@@ -11684,7 +11921,7 @@
         </w:tc>
         <w:tc>
           <w:tcPr>
-            <w:tcW w:type="dxa" w:w="878"/>
+            <w:tcW w:type="dxa" w:w="870"/>
           </w:tcPr>
           <w:p>
             <w:pPr>
@@ -11701,7 +11938,7 @@
         </w:tc>
         <w:tc>
           <w:tcPr>
-            <w:tcW w:type="dxa" w:w="3990"/>
+            <w:tcW w:type="dxa" w:w="3436"/>
           </w:tcPr>
           <w:p>
             <w:pPr>
@@ -11718,7 +11955,7 @@
         </w:tc>
         <w:tc>
           <w:tcPr>
-            <w:tcW w:type="dxa" w:w="3325"/>
+            <w:tcW w:type="dxa" w:w="3894"/>
           </w:tcPr>
           <w:p>
             <w:pPr>
@@ -11737,7 +11974,7 @@
       <w:tr>
         <w:tc>
           <w:tcPr>
-            <w:tcW w:type="dxa" w:w="878"/>
+            <w:tcW w:type="dxa" w:w="870"/>
           </w:tcPr>
           <w:p>
             <w:pPr>
@@ -11754,7 +11991,7 @@
         </w:tc>
         <w:tc>
           <w:tcPr>
-            <w:tcW w:type="dxa" w:w="878"/>
+            <w:tcW w:type="dxa" w:w="870"/>
           </w:tcPr>
           <w:p>
             <w:pPr>
@@ -11771,7 +12008,7 @@
         </w:tc>
         <w:tc>
           <w:tcPr>
-            <w:tcW w:type="dxa" w:w="3990"/>
+            <w:tcW w:type="dxa" w:w="3436"/>
           </w:tcPr>
           <w:p>
             <w:pPr>
@@ -11788,7 +12025,7 @@
         </w:tc>
         <w:tc>
           <w:tcPr>
-            <w:tcW w:type="dxa" w:w="3325"/>
+            <w:tcW w:type="dxa" w:w="3894"/>
           </w:tcPr>
           <w:p>
             <w:pPr>
@@ -11807,7 +12044,7 @@
       <w:tr>
         <w:tc>
           <w:tcPr>
-            <w:tcW w:type="dxa" w:w="878"/>
+            <w:tcW w:type="dxa" w:w="870"/>
           </w:tcPr>
           <w:p>
             <w:pPr>
@@ -11824,7 +12061,7 @@
         </w:tc>
         <w:tc>
           <w:tcPr>
-            <w:tcW w:type="dxa" w:w="878"/>
+            <w:tcW w:type="dxa" w:w="870"/>
           </w:tcPr>
           <w:p>
             <w:pPr>
@@ -11841,7 +12078,7 @@
         </w:tc>
         <w:tc>
           <w:tcPr>
-            <w:tcW w:type="dxa" w:w="3990"/>
+            <w:tcW w:type="dxa" w:w="3436"/>
           </w:tcPr>
           <w:p>
             <w:pPr>
@@ -11858,7 +12095,7 @@
         </w:tc>
         <w:tc>
           <w:tcPr>
-            <w:tcW w:type="dxa" w:w="3325"/>
+            <w:tcW w:type="dxa" w:w="3894"/>
           </w:tcPr>
           <w:p>
             <w:pPr>
@@ -11877,7 +12114,7 @@
       <w:tr>
         <w:tc>
           <w:tcPr>
-            <w:tcW w:type="dxa" w:w="878"/>
+            <w:tcW w:type="dxa" w:w="870"/>
           </w:tcPr>
           <w:p>
             <w:pPr>
@@ -11894,7 +12131,7 @@
         </w:tc>
         <w:tc>
           <w:tcPr>
-            <w:tcW w:type="dxa" w:w="878"/>
+            <w:tcW w:type="dxa" w:w="870"/>
           </w:tcPr>
           <w:p>
             <w:pPr>
@@ -11911,7 +12148,7 @@
         </w:tc>
         <w:tc>
           <w:tcPr>
-            <w:tcW w:type="dxa" w:w="3990"/>
+            <w:tcW w:type="dxa" w:w="3436"/>
           </w:tcPr>
           <w:p>
             <w:pPr>
@@ -11928,7 +12165,7 @@
         </w:tc>
         <w:tc>
           <w:tcPr>
-            <w:tcW w:type="dxa" w:w="3325"/>
+            <w:tcW w:type="dxa" w:w="3894"/>
           </w:tcPr>
           <w:p>
             <w:pPr>
@@ -11947,7 +12184,7 @@
       <w:tr>
         <w:tc>
           <w:tcPr>
-            <w:tcW w:type="dxa" w:w="878"/>
+            <w:tcW w:type="dxa" w:w="870"/>
           </w:tcPr>
           <w:p>
             <w:pPr>
@@ -11964,7 +12201,7 @@
         </w:tc>
         <w:tc>
           <w:tcPr>
-            <w:tcW w:type="dxa" w:w="878"/>
+            <w:tcW w:type="dxa" w:w="870"/>
           </w:tcPr>
           <w:p>
             <w:pPr>
@@ -11981,7 +12218,7 @@
         </w:tc>
         <w:tc>
           <w:tcPr>
-            <w:tcW w:type="dxa" w:w="3990"/>
+            <w:tcW w:type="dxa" w:w="3436"/>
           </w:tcPr>
           <w:p>
             <w:pPr>
@@ -11998,7 +12235,7 @@
         </w:tc>
         <w:tc>
           <w:tcPr>
-            <w:tcW w:type="dxa" w:w="3325"/>
+            <w:tcW w:type="dxa" w:w="3894"/>
           </w:tcPr>
           <w:p>
             <w:pPr>
@@ -12017,7 +12254,7 @@
       <w:tr>
         <w:tc>
           <w:tcPr>
-            <w:tcW w:type="dxa" w:w="878"/>
+            <w:tcW w:type="dxa" w:w="870"/>
           </w:tcPr>
           <w:p>
             <w:pPr>
@@ -12034,7 +12271,7 @@
         </w:tc>
         <w:tc>
           <w:tcPr>
-            <w:tcW w:type="dxa" w:w="878"/>
+            <w:tcW w:type="dxa" w:w="870"/>
           </w:tcPr>
           <w:p>
             <w:pPr>
@@ -12051,7 +12288,7 @@
         </w:tc>
         <w:tc>
           <w:tcPr>
-            <w:tcW w:type="dxa" w:w="3990"/>
+            <w:tcW w:type="dxa" w:w="3436"/>
           </w:tcPr>
           <w:p>
             <w:pPr>
@@ -12068,7 +12305,7 @@
         </w:tc>
         <w:tc>
           <w:tcPr>
-            <w:tcW w:type="dxa" w:w="3325"/>
+            <w:tcW w:type="dxa" w:w="3894"/>
           </w:tcPr>
           <w:p>
             <w:pPr>
@@ -12087,7 +12324,7 @@
       <w:tr>
         <w:tc>
           <w:tcPr>
-            <w:tcW w:type="dxa" w:w="878"/>
+            <w:tcW w:type="dxa" w:w="870"/>
           </w:tcPr>
           <w:p>
             <w:pPr>
@@ -12104,7 +12341,7 @@
         </w:tc>
         <w:tc>
           <w:tcPr>
-            <w:tcW w:type="dxa" w:w="878"/>
+            <w:tcW w:type="dxa" w:w="870"/>
           </w:tcPr>
           <w:p>
             <w:pPr>
@@ -12121,7 +12358,7 @@
         </w:tc>
         <w:tc>
           <w:tcPr>
-            <w:tcW w:type="dxa" w:w="3990"/>
+            <w:tcW w:type="dxa" w:w="3436"/>
           </w:tcPr>
           <w:p>
             <w:pPr>
@@ -12138,7 +12375,7 @@
         </w:tc>
         <w:tc>
           <w:tcPr>
-            <w:tcW w:type="dxa" w:w="3325"/>
+            <w:tcW w:type="dxa" w:w="3894"/>
           </w:tcPr>
           <w:p>
             <w:pPr>
@@ -12157,7 +12394,7 @@
       <w:tr>
         <w:tc>
           <w:tcPr>
-            <w:tcW w:type="dxa" w:w="878"/>
+            <w:tcW w:type="dxa" w:w="870"/>
           </w:tcPr>
           <w:p>
             <w:pPr>
@@ -12174,7 +12411,7 @@
         </w:tc>
         <w:tc>
           <w:tcPr>
-            <w:tcW w:type="dxa" w:w="878"/>
+            <w:tcW w:type="dxa" w:w="870"/>
           </w:tcPr>
           <w:p>
             <w:pPr>
@@ -12191,7 +12428,7 @@
         </w:tc>
         <w:tc>
           <w:tcPr>
-            <w:tcW w:type="dxa" w:w="3990"/>
+            <w:tcW w:type="dxa" w:w="3436"/>
           </w:tcPr>
           <w:p>
             <w:pPr>
@@ -12208,7 +12445,7 @@
         </w:tc>
         <w:tc>
           <w:tcPr>
-            <w:tcW w:type="dxa" w:w="3325"/>
+            <w:tcW w:type="dxa" w:w="3894"/>
           </w:tcPr>
           <w:p>
             <w:pPr>
@@ -12220,6 +12457,314 @@
                 <w:sz w:val="19"/>
               </w:rPr>
               <w:t>弹窗拦截、列表切换、5 秒内座位变红</w:t>
+            </w:r>
+          </w:p>
+        </w:tc>
+      </w:tr>
+      <w:tr>
+        <w:tc>
+          <w:tcPr>
+            <w:tcW w:type="dxa" w:w="870"/>
+          </w:tcPr>
+          <w:p>
+            <w:pPr>
+              <w:spacing w:after="20" w:line="288" w:lineRule="auto"/>
+            </w:pPr>
+            <w:r>
+              <w:rPr>
+                <w:rFonts w:ascii="宋体" w:hAnsi="宋体" w:eastAsia="宋体"/>
+                <w:sz w:val="19"/>
+              </w:rPr>
+              <w:t>TC-21</w:t>
+            </w:r>
+          </w:p>
+        </w:tc>
+        <w:tc>
+          <w:tcPr>
+            <w:tcW w:type="dxa" w:w="870"/>
+          </w:tcPr>
+          <w:p>
+            <w:pPr>
+              <w:spacing w:after="20" w:line="288" w:lineRule="auto"/>
+            </w:pPr>
+            <w:r>
+              <w:rPr>
+                <w:rFonts w:ascii="宋体" w:hAnsi="宋体" w:eastAsia="宋体"/>
+                <w:sz w:val="19"/>
+              </w:rPr>
+              <w:t>窄屏布局</w:t>
+            </w:r>
+          </w:p>
+        </w:tc>
+        <w:tc>
+          <w:tcPr>
+            <w:tcW w:type="dxa" w:w="3436"/>
+          </w:tcPr>
+          <w:p>
+            <w:pPr>
+              <w:spacing w:after="20" w:line="288" w:lineRule="auto"/>
+            </w:pPr>
+            <w:r>
+              <w:rPr>
+                <w:rFonts w:ascii="宋体" w:hAnsi="宋体" w:eastAsia="宋体"/>
+                <w:sz w:val="19"/>
+              </w:rPr>
+              <w:t>375 px 视口打开 8 列自习室</w:t>
+            </w:r>
+          </w:p>
+        </w:tc>
+        <w:tc>
+          <w:tcPr>
+            <w:tcW w:type="dxa" w:w="3894"/>
+          </w:tcPr>
+          <w:p>
+            <w:pPr>
+              <w:spacing w:after="20" w:line="288" w:lineRule="auto"/>
+            </w:pPr>
+            <w:r>
+              <w:rPr>
+                <w:rFonts w:ascii="宋体" w:hAnsi="宋体" w:eastAsia="宋体"/>
+                <w:sz w:val="19"/>
+              </w:rPr>
+              <w:t>文档宽度不超过视口，无横向滚动，48 个座位同屏可见</w:t>
+            </w:r>
+          </w:p>
+        </w:tc>
+      </w:tr>
+      <w:tr>
+        <w:tc>
+          <w:tcPr>
+            <w:tcW w:type="dxa" w:w="870"/>
+          </w:tcPr>
+          <w:p>
+            <w:pPr>
+              <w:spacing w:after="20" w:line="288" w:lineRule="auto"/>
+            </w:pPr>
+            <w:r>
+              <w:rPr>
+                <w:rFonts w:ascii="宋体" w:hAnsi="宋体" w:eastAsia="宋体"/>
+                <w:sz w:val="19"/>
+              </w:rPr>
+              <w:t>TC-22</w:t>
+            </w:r>
+          </w:p>
+        </w:tc>
+        <w:tc>
+          <w:tcPr>
+            <w:tcW w:type="dxa" w:w="870"/>
+          </w:tcPr>
+          <w:p>
+            <w:pPr>
+              <w:spacing w:after="20" w:line="288" w:lineRule="auto"/>
+            </w:pPr>
+            <w:r>
+              <w:rPr>
+                <w:rFonts w:ascii="宋体" w:hAnsi="宋体" w:eastAsia="宋体"/>
+                <w:sz w:val="19"/>
+              </w:rPr>
+              <w:t>后台暂停轮询</w:t>
+            </w:r>
+          </w:p>
+        </w:tc>
+        <w:tc>
+          <w:tcPr>
+            <w:tcW w:type="dxa" w:w="3436"/>
+          </w:tcPr>
+          <w:p>
+            <w:pPr>
+              <w:spacing w:after="20" w:line="288" w:lineRule="auto"/>
+            </w:pPr>
+            <w:r>
+              <w:rPr>
+                <w:rFonts w:ascii="宋体" w:hAnsi="宋体" w:eastAsia="宋体"/>
+                <w:sz w:val="19"/>
+              </w:rPr>
+              <w:t>页面切到后台放置 6 秒以上再切回</w:t>
+            </w:r>
+          </w:p>
+        </w:tc>
+        <w:tc>
+          <w:tcPr>
+            <w:tcW w:type="dxa" w:w="3894"/>
+          </w:tcPr>
+          <w:p>
+            <w:pPr>
+              <w:spacing w:after="20" w:line="288" w:lineRule="auto"/>
+            </w:pPr>
+            <w:r>
+              <w:rPr>
+                <w:rFonts w:ascii="宋体" w:hAnsi="宋体" w:eastAsia="宋体"/>
+                <w:sz w:val="19"/>
+              </w:rPr>
+              <w:t>后台期间接口请求数不增长，切回后立即新增一次刷新</w:t>
+            </w:r>
+          </w:p>
+        </w:tc>
+      </w:tr>
+      <w:tr>
+        <w:tc>
+          <w:tcPr>
+            <w:tcW w:type="dxa" w:w="870"/>
+          </w:tcPr>
+          <w:p>
+            <w:pPr>
+              <w:spacing w:after="20" w:line="288" w:lineRule="auto"/>
+            </w:pPr>
+            <w:r>
+              <w:rPr>
+                <w:rFonts w:ascii="宋体" w:hAnsi="宋体" w:eastAsia="宋体"/>
+                <w:sz w:val="19"/>
+              </w:rPr>
+              <w:t>TC-23</w:t>
+            </w:r>
+          </w:p>
+        </w:tc>
+        <w:tc>
+          <w:tcPr>
+            <w:tcW w:type="dxa" w:w="870"/>
+          </w:tcPr>
+          <w:p>
+            <w:pPr>
+              <w:spacing w:after="20" w:line="288" w:lineRule="auto"/>
+            </w:pPr>
+            <w:r>
+              <w:rPr>
+                <w:rFonts w:ascii="宋体" w:hAnsi="宋体" w:eastAsia="宋体"/>
+                <w:sz w:val="19"/>
+              </w:rPr>
+              <w:t>客户端异常断开</w:t>
+            </w:r>
+          </w:p>
+        </w:tc>
+        <w:tc>
+          <w:tcPr>
+            <w:tcW w:type="dxa" w:w="3436"/>
+          </w:tcPr>
+          <w:p>
+            <w:pPr>
+              <w:spacing w:after="20" w:line="288" w:lineRule="auto"/>
+            </w:pPr>
+            <w:r>
+              <w:rPr>
+                <w:rFonts w:ascii="宋体" w:hAnsi="宋体" w:eastAsia="宋体"/>
+                <w:sz w:val="19"/>
+              </w:rPr>
+              <w:t>发半截请求后强制 RST，重复 2~3 次</w:t>
+            </w:r>
+          </w:p>
+        </w:tc>
+        <w:tc>
+          <w:tcPr>
+            <w:tcW w:type="dxa" w:w="3894"/>
+          </w:tcPr>
+          <w:p>
+            <w:pPr>
+              <w:spacing w:after="20" w:line="288" w:lineRule="auto"/>
+            </w:pPr>
+            <w:r>
+              <w:rPr>
+                <w:rFonts w:ascii="宋体" w:hAnsi="宋体" w:eastAsia="宋体"/>
+                <w:sz w:val="19"/>
+              </w:rPr>
+              <w:t>服务端只输出一行断开提示，无堆栈与 500，随后健康检查仍为 200</w:t>
+            </w:r>
+          </w:p>
+        </w:tc>
+      </w:tr>
+      <w:tr>
+        <w:tc>
+          <w:tcPr>
+            <w:tcW w:type="dxa" w:w="870"/>
+          </w:tcPr>
+          <w:p>
+            <w:pPr>
+              <w:spacing w:after="20" w:line="288" w:lineRule="auto"/>
+            </w:pPr>
+            <w:r>
+              <w:rPr>
+                <w:rFonts w:ascii="宋体" w:hAnsi="宋体" w:eastAsia="宋体"/>
+                <w:sz w:val="19"/>
+              </w:rPr>
+              <w:t>TC-24</w:t>
+            </w:r>
+          </w:p>
+        </w:tc>
+        <w:tc>
+          <w:tcPr>
+            <w:tcW w:type="dxa" w:w="870"/>
+          </w:tcPr>
+          <w:p>
+            <w:pPr>
+              <w:spacing w:after="20" w:line="288" w:lineRule="auto"/>
+            </w:pPr>
+            <w:r>
+              <w:rPr>
+                <w:rFonts w:ascii="宋体" w:hAnsi="宋体" w:eastAsia="宋体"/>
+                <w:sz w:val="19"/>
+              </w:rPr>
+              <w:t>页面图标</w:t>
+            </w:r>
+          </w:p>
+        </w:tc>
+        <w:tc>
+          <w:tcPr>
+            <w:tcW w:type="dxa" w:w="3436"/>
+          </w:tcPr>
+          <w:p>
+            <w:pPr>
+              <w:spacing w:after="20" w:line="288" w:lineRule="auto"/>
+            </w:pPr>
+            <w:r>
+              <w:rPr>
+                <w:rFonts w:ascii="宋体" w:hAnsi="宋体" w:eastAsia="宋体"/>
+                <w:sz w:val="19"/>
+              </w:rPr>
+              <w:t xml:space="preserve">请求 </w:t>
+            </w:r>
+            <w:r>
+              <w:rPr>
+                <w:rFonts w:ascii="Consolas" w:hAnsi="Consolas" w:eastAsia="Consolas"/>
+                <w:sz w:val="18"/>
+              </w:rPr>
+              <w:t>/favicon.ico</w:t>
+            </w:r>
+            <w:r>
+              <w:rPr>
+                <w:rFonts w:ascii="宋体" w:hAnsi="宋体" w:eastAsia="宋体"/>
+                <w:sz w:val="19"/>
+              </w:rPr>
+              <w:t xml:space="preserve"> 与首页 DOM</w:t>
+            </w:r>
+          </w:p>
+        </w:tc>
+        <w:tc>
+          <w:tcPr>
+            <w:tcW w:type="dxa" w:w="3894"/>
+          </w:tcPr>
+          <w:p>
+            <w:pPr>
+              <w:spacing w:after="20" w:line="288" w:lineRule="auto"/>
+            </w:pPr>
+            <w:r>
+              <w:rPr>
+                <w:rFonts w:ascii="宋体" w:hAnsi="宋体" w:eastAsia="宋体"/>
+                <w:sz w:val="19"/>
+              </w:rPr>
+              <w:t xml:space="preserve">均返回 200，首页含 </w:t>
+            </w:r>
+            <w:r>
+              <w:rPr>
+                <w:rFonts w:ascii="Consolas" w:hAnsi="Consolas" w:eastAsia="Consolas"/>
+                <w:sz w:val="18"/>
+              </w:rPr>
+              <w:t>rel="icon"</w:t>
+            </w:r>
+            <w:r>
+              <w:rPr>
+                <w:rFonts w:ascii="宋体" w:hAnsi="宋体" w:eastAsia="宋体"/>
+                <w:sz w:val="19"/>
+              </w:rPr>
+              <w:t xml:space="preserve"> 声明</w:t>
             </w:r>
           </w:p>
         </w:tc>
@@ -12277,6 +12822,72 @@
       </w:r>
     </w:p>
     <w:p>
+      <w:r>
+        <w:rPr>
+          <w:rFonts w:ascii="宋体" w:hAnsi="宋体" w:eastAsia="宋体"/>
+          <w:sz w:val="21"/>
+        </w:rPr>
+        <w:t xml:space="preserve">v1.1.0 修复首批用户问题后，同一脚本扩展到 </w:t>
+      </w:r>
+      <w:r>
+        <w:rPr>
+          <w:rFonts w:ascii="宋体" w:hAnsi="宋体" w:eastAsia="宋体"/>
+          <w:b/>
+          <w:sz w:val="21"/>
+        </w:rPr>
+        <w:t>43 项检查，全部通过</w:t>
+      </w:r>
+      <w:r>
+        <w:rPr>
+          <w:rFonts w:ascii="宋体" w:hAnsi="宋体" w:eastAsia="宋体"/>
+          <w:sz w:val="21"/>
+        </w:rPr>
+        <w:t>，新增用例覆盖 TC-21 至 TC-24。其中 TC-21、TC-22 采用无头浏览器把真实页面放入 375 px 视口，读取实际 DOM 尺寸与接口请求计数：</w:t>
+      </w:r>
+    </w:p>
+    <w:p>
+      <w:pPr>
+        <w:spacing w:after="0" w:line="276" w:lineRule="auto"/>
+        <w:ind w:left="227"/>
+        <w:shd w:val="clear" w:color="auto" w:fill="F4F6FA"/>
+      </w:pPr>
+      <w:r>
+        <w:rPr>
+          <w:rFonts w:ascii="Consolas" w:hAnsi="Consolas" w:eastAsia="Consolas"/>
+          <w:sz w:val="18"/>
+        </w:rPr>
+        <w:t>{"viewport":375,"docScrollWidth":360,"overflow":false,"seats":48,"gridColumnCount":8,</w:t>
+      </w:r>
+    </w:p>
+    <w:p>
+      <w:pPr>
+        <w:spacing w:after="0" w:line="276" w:lineRule="auto"/>
+        <w:ind w:left="227"/>
+        <w:shd w:val="clear" w:color="auto" w:fill="F4F6FA"/>
+      </w:pPr>
+      <w:r>
+        <w:rPr>
+          <w:rFonts w:ascii="Consolas" w:hAnsi="Consolas" w:eastAsia="Consolas"/>
+          <w:sz w:val="18"/>
+        </w:rPr>
+        <w:t xml:space="preserve"> "beforeHide":2,"afterHide6s":2,"afterShow":3}</w:t>
+      </w:r>
+    </w:p>
+    <w:p>
+      <w:pPr>
+        <w:spacing w:after="40"/>
+      </w:pPr>
+    </w:p>
+    <w:p>
+      <w:r>
+        <w:rPr>
+          <w:rFonts w:ascii="宋体" w:hAnsi="宋体" w:eastAsia="宋体"/>
+          <w:sz w:val="21"/>
+        </w:rPr>
+        <w:t>即：文档宽度 360 px 小于视口 375 px（无横向滚动），8 列 48 个座位同屏；页面隐藏 6.5 秒期间接口请求数保持 2 次不变，切回前台后增至 3 次。</w:t>
+      </w:r>
+    </w:p>
+    <w:p>
       <w:pPr>
         <w:pStyle w:val="Heading1"/>
       </w:pPr>
@@ -12304,7 +12915,7 @@
         </w:trPr>
         <w:tc>
           <w:tcPr>
-            <w:tcW w:type="dxa" w:w="924"/>
+            <w:tcW w:type="dxa" w:w="853"/>
             <w:shd w:val="clear" w:color="auto" w:fill="E8EEF9"/>
           </w:tcPr>
           <w:p>
@@ -12324,7 +12935,7 @@
         </w:tc>
         <w:tc>
           <w:tcPr>
-            <w:tcW w:type="dxa" w:w="3235"/>
+            <w:tcW w:type="dxa" w:w="4221"/>
             <w:shd w:val="clear" w:color="auto" w:fill="E8EEF9"/>
           </w:tcPr>
           <w:p>
@@ -12344,7 +12955,7 @@
         </w:tc>
         <w:tc>
           <w:tcPr>
-            <w:tcW w:type="dxa" w:w="4044"/>
+            <w:tcW w:type="dxa" w:w="3143"/>
             <w:shd w:val="clear" w:color="auto" w:fill="E8EEF9"/>
           </w:tcPr>
           <w:p>
@@ -12364,7 +12975,7 @@
         </w:tc>
         <w:tc>
           <w:tcPr>
-            <w:tcW w:type="dxa" w:w="867"/>
+            <w:tcW w:type="dxa" w:w="853"/>
             <w:shd w:val="clear" w:color="auto" w:fill="E8EEF9"/>
           </w:tcPr>
           <w:p>
@@ -12386,7 +12997,7 @@
       <w:tr>
         <w:tc>
           <w:tcPr>
-            <w:tcW w:type="dxa" w:w="924"/>
+            <w:tcW w:type="dxa" w:w="853"/>
           </w:tcPr>
           <w:p>
             <w:pPr>
@@ -12403,7 +13014,7 @@
         </w:tc>
         <w:tc>
           <w:tcPr>
-            <w:tcW w:type="dxa" w:w="3235"/>
+            <w:tcW w:type="dxa" w:w="4221"/>
           </w:tcPr>
           <w:p>
             <w:pPr>
@@ -12420,7 +13031,7 @@
         </w:tc>
         <w:tc>
           <w:tcPr>
-            <w:tcW w:type="dxa" w:w="4044"/>
+            <w:tcW w:type="dxa" w:w="3143"/>
           </w:tcPr>
           <w:p>
             <w:pPr>
@@ -12437,7 +13048,7 @@
         </w:tc>
         <w:tc>
           <w:tcPr>
-            <w:tcW w:type="dxa" w:w="867"/>
+            <w:tcW w:type="dxa" w:w="853"/>
           </w:tcPr>
           <w:p>
             <w:pPr>
@@ -12456,7 +13067,7 @@
       <w:tr>
         <w:tc>
           <w:tcPr>
-            <w:tcW w:type="dxa" w:w="924"/>
+            <w:tcW w:type="dxa" w:w="853"/>
           </w:tcPr>
           <w:p>
             <w:pPr>
@@ -12473,7 +13084,7 @@
         </w:tc>
         <w:tc>
           <w:tcPr>
-            <w:tcW w:type="dxa" w:w="3235"/>
+            <w:tcW w:type="dxa" w:w="4221"/>
           </w:tcPr>
           <w:p>
             <w:pPr>
@@ -12490,7 +13101,7 @@
         </w:tc>
         <w:tc>
           <w:tcPr>
-            <w:tcW w:type="dxa" w:w="4044"/>
+            <w:tcW w:type="dxa" w:w="3143"/>
           </w:tcPr>
           <w:p>
             <w:pPr>
@@ -12507,7 +13118,7 @@
         </w:tc>
         <w:tc>
           <w:tcPr>
-            <w:tcW w:type="dxa" w:w="867"/>
+            <w:tcW w:type="dxa" w:w="853"/>
           </w:tcPr>
           <w:p>
             <w:pPr>
@@ -12526,7 +13137,7 @@
       <w:tr>
         <w:tc>
           <w:tcPr>
-            <w:tcW w:type="dxa" w:w="924"/>
+            <w:tcW w:type="dxa" w:w="853"/>
           </w:tcPr>
           <w:p>
             <w:pPr>
@@ -12543,7 +13154,7 @@
         </w:tc>
         <w:tc>
           <w:tcPr>
-            <w:tcW w:type="dxa" w:w="3235"/>
+            <w:tcW w:type="dxa" w:w="4221"/>
           </w:tcPr>
           <w:p>
             <w:pPr>
@@ -12560,7 +13171,7 @@
         </w:tc>
         <w:tc>
           <w:tcPr>
-            <w:tcW w:type="dxa" w:w="4044"/>
+            <w:tcW w:type="dxa" w:w="3143"/>
           </w:tcPr>
           <w:p>
             <w:pPr>
@@ -12577,7 +13188,7 @@
         </w:tc>
         <w:tc>
           <w:tcPr>
-            <w:tcW w:type="dxa" w:w="867"/>
+            <w:tcW w:type="dxa" w:w="853"/>
           </w:tcPr>
           <w:p>
             <w:pPr>
@@ -12596,7 +13207,7 @@
       <w:tr>
         <w:tc>
           <w:tcPr>
-            <w:tcW w:type="dxa" w:w="924"/>
+            <w:tcW w:type="dxa" w:w="853"/>
           </w:tcPr>
           <w:p>
             <w:pPr>
@@ -12613,7 +13224,7 @@
         </w:tc>
         <w:tc>
           <w:tcPr>
-            <w:tcW w:type="dxa" w:w="3235"/>
+            <w:tcW w:type="dxa" w:w="4221"/>
           </w:tcPr>
           <w:p>
             <w:pPr>
@@ -12630,7 +13241,7 @@
         </w:tc>
         <w:tc>
           <w:tcPr>
-            <w:tcW w:type="dxa" w:w="4044"/>
+            <w:tcW w:type="dxa" w:w="3143"/>
           </w:tcPr>
           <w:p>
             <w:pPr>
@@ -12661,7 +13272,7 @@
         </w:tc>
         <w:tc>
           <w:tcPr>
-            <w:tcW w:type="dxa" w:w="867"/>
+            <w:tcW w:type="dxa" w:w="853"/>
           </w:tcPr>
           <w:p>
             <w:pPr>
@@ -12680,7 +13291,7 @@
       <w:tr>
         <w:tc>
           <w:tcPr>
-            <w:tcW w:type="dxa" w:w="924"/>
+            <w:tcW w:type="dxa" w:w="853"/>
           </w:tcPr>
           <w:p>
             <w:pPr>
@@ -12697,7 +13308,7 @@
         </w:tc>
         <w:tc>
           <w:tcPr>
-            <w:tcW w:type="dxa" w:w="3235"/>
+            <w:tcW w:type="dxa" w:w="4221"/>
           </w:tcPr>
           <w:p>
             <w:pPr>
@@ -12714,7 +13325,7 @@
         </w:tc>
         <w:tc>
           <w:tcPr>
-            <w:tcW w:type="dxa" w:w="4044"/>
+            <w:tcW w:type="dxa" w:w="3143"/>
           </w:tcPr>
           <w:p>
             <w:pPr>
@@ -12731,7 +13342,7 @@
         </w:tc>
         <w:tc>
           <w:tcPr>
-            <w:tcW w:type="dxa" w:w="867"/>
+            <w:tcW w:type="dxa" w:w="853"/>
           </w:tcPr>
           <w:p>
             <w:pPr>
@@ -12743,6 +13354,76 @@
                 <w:sz w:val="19"/>
               </w:rPr>
               <w:t>未开始</w:t>
+            </w:r>
+          </w:p>
+        </w:tc>
+      </w:tr>
+      <w:tr>
+        <w:tc>
+          <w:tcPr>
+            <w:tcW w:type="dxa" w:w="853"/>
+          </w:tcPr>
+          <w:p>
+            <w:pPr>
+              <w:spacing w:after="20" w:line="288" w:lineRule="auto"/>
+            </w:pPr>
+            <w:r>
+              <w:rPr>
+                <w:rFonts w:ascii="宋体" w:hAnsi="宋体" w:eastAsia="宋体"/>
+                <w:sz w:val="19"/>
+              </w:rPr>
+              <w:t>M6 首批用户反馈</w:t>
+            </w:r>
+          </w:p>
+        </w:tc>
+        <w:tc>
+          <w:tcPr>
+            <w:tcW w:type="dxa" w:w="4221"/>
+          </w:tcPr>
+          <w:p>
+            <w:pPr>
+              <w:spacing w:after="20" w:line="288" w:lineRule="auto"/>
+            </w:pPr>
+            <w:r>
+              <w:rPr>
+                <w:rFonts w:ascii="宋体" w:hAnsi="宋体" w:eastAsia="宋体"/>
+                <w:sz w:val="19"/>
+              </w:rPr>
+              <w:t>用户测试提交 5 个 Issue，修复其中 4 个（移动端布局、后台轮询、日志噪音、页面图标）</w:t>
+            </w:r>
+          </w:p>
+        </w:tc>
+        <w:tc>
+          <w:tcPr>
+            <w:tcW w:type="dxa" w:w="3143"/>
+          </w:tcPr>
+          <w:p>
+            <w:pPr>
+              <w:spacing w:after="20" w:line="288" w:lineRule="auto"/>
+            </w:pPr>
+            <w:r>
+              <w:rPr>
+                <w:rFonts w:ascii="宋体" w:hAnsi="宋体" w:eastAsia="宋体"/>
+                <w:sz w:val="19"/>
+              </w:rPr>
+              <w:t>PRD V1.1、v1.1.0</w:t>
+            </w:r>
+          </w:p>
+        </w:tc>
+        <w:tc>
+          <w:tcPr>
+            <w:tcW w:type="dxa" w:w="853"/>
+          </w:tcPr>
+          <w:p>
+            <w:pPr>
+              <w:spacing w:after="20" w:line="288" w:lineRule="auto"/>
+            </w:pPr>
+            <w:r>
+              <w:rPr>
+                <w:rFonts w:ascii="宋体" w:hAnsi="宋体" w:eastAsia="宋体"/>
+                <w:sz w:val="19"/>
+              </w:rPr>
+              <w:t>已完成</w:t>
             </w:r>
           </w:p>
         </w:tc>
@@ -13817,6 +14498,355 @@
           <w:sz w:val="21"/>
         </w:rPr>
         <w:t>4. 提醒与签到：预约前提醒、到场扫码签到、超时自动释放。</w:t>
+      </w:r>
+    </w:p>
+    <w:p>
+      <w:pPr>
+        <w:pStyle w:val="Heading2"/>
+      </w:pPr>
+      <w:r>
+        <w:t>13.4 待定需求与已知问题</w:t>
+      </w:r>
+    </w:p>
+    <w:tbl>
+      <w:tblPr>
+        <w:tblStyle w:val="TableGrid"/>
+        <w:tblW w:type="auto" w:w="0"/>
+        <w:jc w:val="center"/>
+        <w:tblLayout w:type="fixed"/>
+        <w:tblLook w:firstColumn="1" w:firstRow="1" w:lastColumn="0" w:lastRow="0" w:noHBand="0" w:noVBand="1" w:val="04A0"/>
+      </w:tblPr>
+      <w:tblGrid>
+        <w:gridCol w:w="2268"/>
+        <w:gridCol w:w="2268"/>
+        <w:gridCol w:w="2268"/>
+        <w:gridCol w:w="2268"/>
+      </w:tblGrid>
+      <w:tr>
+        <w:trPr>
+          <w:tblHeader w:val="true"/>
+        </w:trPr>
+        <w:tc>
+          <w:tcPr>
+            <w:tcW w:type="dxa" w:w="874"/>
+            <w:shd w:val="clear" w:color="auto" w:fill="E8EEF9"/>
+          </w:tcPr>
+          <w:p>
+            <w:pPr>
+              <w:spacing w:after="20"/>
+            </w:pPr>
+            <w:r/>
+            <w:r>
+              <w:rPr>
+                <w:rFonts w:ascii="宋体" w:hAnsi="宋体" w:eastAsia="宋体"/>
+                <w:b/>
+                <w:sz w:val="19"/>
+              </w:rPr>
+              <w:t>编号</w:t>
+            </w:r>
+          </w:p>
+        </w:tc>
+        <w:tc>
+          <w:tcPr>
+            <w:tcW w:type="dxa" w:w="874"/>
+            <w:shd w:val="clear" w:color="auto" w:fill="E8EEF9"/>
+          </w:tcPr>
+          <w:p>
+            <w:pPr>
+              <w:spacing w:after="20"/>
+            </w:pPr>
+            <w:r/>
+            <w:r>
+              <w:rPr>
+                <w:rFonts w:ascii="宋体" w:hAnsi="宋体" w:eastAsia="宋体"/>
+                <w:b/>
+                <w:sz w:val="19"/>
+              </w:rPr>
+              <w:t>类型</w:t>
+            </w:r>
+          </w:p>
+        </w:tc>
+        <w:tc>
+          <w:tcPr>
+            <w:tcW w:type="dxa" w:w="5591"/>
+            <w:shd w:val="clear" w:color="auto" w:fill="E8EEF9"/>
+          </w:tcPr>
+          <w:p>
+            <w:pPr>
+              <w:spacing w:after="20"/>
+            </w:pPr>
+            <w:r/>
+            <w:r>
+              <w:rPr>
+                <w:rFonts w:ascii="宋体" w:hAnsi="宋体" w:eastAsia="宋体"/>
+                <w:b/>
+                <w:sz w:val="19"/>
+              </w:rPr>
+              <w:t>内容</w:t>
+            </w:r>
+          </w:p>
+        </w:tc>
+        <w:tc>
+          <w:tcPr>
+            <w:tcW w:type="dxa" w:w="1732"/>
+            <w:shd w:val="clear" w:color="auto" w:fill="E8EEF9"/>
+          </w:tcPr>
+          <w:p>
+            <w:pPr>
+              <w:spacing w:after="20"/>
+            </w:pPr>
+            <w:r/>
+            <w:r>
+              <w:rPr>
+                <w:rFonts w:ascii="宋体" w:hAnsi="宋体" w:eastAsia="宋体"/>
+                <w:b/>
+                <w:sz w:val="19"/>
+              </w:rPr>
+              <w:t>现状</w:t>
+            </w:r>
+          </w:p>
+        </w:tc>
+      </w:tr>
+      <w:tr>
+        <w:tc>
+          <w:tcPr>
+            <w:tcW w:type="dxa" w:w="874"/>
+          </w:tcPr>
+          <w:p>
+            <w:pPr>
+              <w:spacing w:after="20" w:line="288" w:lineRule="auto"/>
+            </w:pPr>
+            <w:r>
+              <w:rPr>
+                <w:rFonts w:ascii="宋体" w:hAnsi="宋体" w:eastAsia="宋体"/>
+                <w:sz w:val="19"/>
+              </w:rPr>
+              <w:t>Issue #6</w:t>
+            </w:r>
+          </w:p>
+        </w:tc>
+        <w:tc>
+          <w:tcPr>
+            <w:tcW w:type="dxa" w:w="874"/>
+          </w:tcPr>
+          <w:p>
+            <w:pPr>
+              <w:spacing w:after="20" w:line="288" w:lineRule="auto"/>
+            </w:pPr>
+            <w:r>
+              <w:rPr>
+                <w:rFonts w:ascii="宋体" w:hAnsi="宋体" w:eastAsia="宋体"/>
+                <w:sz w:val="19"/>
+              </w:rPr>
+              <w:t>需求待定（业务规则）</w:t>
+            </w:r>
+          </w:p>
+        </w:tc>
+        <w:tc>
+          <w:tcPr>
+            <w:tcW w:type="dxa" w:w="5591"/>
+          </w:tcPr>
+          <w:p>
+            <w:pPr>
+              <w:spacing w:after="20" w:line="288" w:lineRule="auto"/>
+            </w:pPr>
+            <w:r>
+              <w:rPr>
+                <w:rFonts w:ascii="宋体" w:hAnsi="宋体" w:eastAsia="宋体"/>
+                <w:sz w:val="19"/>
+              </w:rPr>
+              <w:t>单次预约缺少时长上限，当前可一次预约 08:00–22:00 共 14 个时段；需要考虑上限取多少小时、是否区分高峰与非高峰、每天最多预约几次</w:t>
+            </w:r>
+          </w:p>
+        </w:tc>
+        <w:tc>
+          <w:tcPr>
+            <w:tcW w:type="dxa" w:w="1732"/>
+          </w:tcPr>
+          <w:p>
+            <w:pPr>
+              <w:spacing w:after="20" w:line="288" w:lineRule="auto"/>
+            </w:pPr>
+            <w:r>
+              <w:rPr>
+                <w:rFonts w:ascii="宋体" w:hAnsi="宋体" w:eastAsia="宋体"/>
+                <w:sz w:val="19"/>
+              </w:rPr>
+              <w:t>已确认需求，待与用户确认规则后进入 v1.2</w:t>
+            </w:r>
+          </w:p>
+        </w:tc>
+      </w:tr>
+      <w:tr>
+        <w:tc>
+          <w:tcPr>
+            <w:tcW w:type="dxa" w:w="874"/>
+          </w:tcPr>
+          <w:p>
+            <w:pPr>
+              <w:spacing w:after="20" w:line="288" w:lineRule="auto"/>
+            </w:pPr>
+            <w:r>
+              <w:rPr>
+                <w:rFonts w:ascii="宋体" w:hAnsi="宋体" w:eastAsia="宋体"/>
+                <w:sz w:val="19"/>
+              </w:rPr>
+              <w:t>已知问题</w:t>
+            </w:r>
+          </w:p>
+        </w:tc>
+        <w:tc>
+          <w:tcPr>
+            <w:tcW w:type="dxa" w:w="874"/>
+          </w:tcPr>
+          <w:p>
+            <w:pPr>
+              <w:spacing w:after="20" w:line="288" w:lineRule="auto"/>
+            </w:pPr>
+            <w:r>
+              <w:rPr>
+                <w:rFonts w:ascii="宋体" w:hAnsi="宋体" w:eastAsia="宋体"/>
+                <w:sz w:val="19"/>
+              </w:rPr>
+              <w:t>质量保障</w:t>
+            </w:r>
+          </w:p>
+        </w:tc>
+        <w:tc>
+          <w:tcPr>
+            <w:tcW w:type="dxa" w:w="5591"/>
+          </w:tcPr>
+          <w:p>
+            <w:pPr>
+              <w:spacing w:after="20" w:line="288" w:lineRule="auto"/>
+            </w:pPr>
+            <w:r>
+              <w:rPr>
+                <w:rFonts w:ascii="宋体" w:hAnsi="宋体" w:eastAsia="宋体"/>
+                <w:sz w:val="19"/>
+              </w:rPr>
+              <w:t>前端缺少自动化测试，窄屏布局与轮询暂停目前依赖无头浏览器脚本人工验证，脚本尚未入库</w:t>
+            </w:r>
+          </w:p>
+        </w:tc>
+        <w:tc>
+          <w:tcPr>
+            <w:tcW w:type="dxa" w:w="1732"/>
+          </w:tcPr>
+          <w:p>
+            <w:pPr>
+              <w:spacing w:after="20" w:line="288" w:lineRule="auto"/>
+            </w:pPr>
+            <w:r>
+              <w:rPr>
+                <w:rFonts w:ascii="宋体" w:hAnsi="宋体" w:eastAsia="宋体"/>
+                <w:sz w:val="19"/>
+              </w:rPr>
+              <w:t>计划补成正式端到端用例</w:t>
+            </w:r>
+          </w:p>
+        </w:tc>
+      </w:tr>
+      <w:tr>
+        <w:tc>
+          <w:tcPr>
+            <w:tcW w:type="dxa" w:w="874"/>
+          </w:tcPr>
+          <w:p>
+            <w:pPr>
+              <w:spacing w:after="20" w:line="288" w:lineRule="auto"/>
+            </w:pPr>
+            <w:r>
+              <w:rPr>
+                <w:rFonts w:ascii="宋体" w:hAnsi="宋体" w:eastAsia="宋体"/>
+                <w:sz w:val="19"/>
+              </w:rPr>
+              <w:t>已知问题</w:t>
+            </w:r>
+          </w:p>
+        </w:tc>
+        <w:tc>
+          <w:tcPr>
+            <w:tcW w:type="dxa" w:w="874"/>
+          </w:tcPr>
+          <w:p>
+            <w:pPr>
+              <w:spacing w:after="20" w:line="288" w:lineRule="auto"/>
+            </w:pPr>
+            <w:r>
+              <w:rPr>
+                <w:rFonts w:ascii="宋体" w:hAnsi="宋体" w:eastAsia="宋体"/>
+                <w:sz w:val="19"/>
+              </w:rPr>
+              <w:t>可配置性</w:t>
+            </w:r>
+          </w:p>
+        </w:tc>
+        <w:tc>
+          <w:tcPr>
+            <w:tcW w:type="dxa" w:w="5591"/>
+          </w:tcPr>
+          <w:p>
+            <w:pPr>
+              <w:spacing w:after="20" w:line="288" w:lineRule="auto"/>
+            </w:pPr>
+            <w:r>
+              <w:rPr>
+                <w:rFonts w:ascii="宋体" w:hAnsi="宋体" w:eastAsia="宋体"/>
+                <w:sz w:val="19"/>
+              </w:rPr>
+              <w:t xml:space="preserve">轮询间隔 </w:t>
+            </w:r>
+            <w:r>
+              <w:rPr>
+                <w:rFonts w:ascii="Consolas" w:hAnsi="Consolas" w:eastAsia="Consolas"/>
+                <w:sz w:val="18"/>
+              </w:rPr>
+              <w:t>POLL_MS</w:t>
+            </w:r>
+            <w:r>
+              <w:rPr>
+                <w:rFonts w:ascii="宋体" w:hAnsi="宋体" w:eastAsia="宋体"/>
+                <w:sz w:val="19"/>
+              </w:rPr>
+              <w:t xml:space="preserve"> 写在代码里，尚未做成参数</w:t>
+            </w:r>
+          </w:p>
+        </w:tc>
+        <w:tc>
+          <w:tcPr>
+            <w:tcW w:type="dxa" w:w="1732"/>
+          </w:tcPr>
+          <w:p>
+            <w:pPr>
+              <w:spacing w:after="20" w:line="288" w:lineRule="auto"/>
+            </w:pPr>
+            <w:r>
+              <w:rPr>
+                <w:rFonts w:ascii="宋体" w:hAnsi="宋体" w:eastAsia="宋体"/>
+                <w:sz w:val="19"/>
+              </w:rPr>
+              <w:t>计划随 v1.2 一起调整</w:t>
+            </w:r>
+          </w:p>
+        </w:tc>
+      </w:tr>
+    </w:tbl>
+    <w:p>
+      <w:pPr>
+        <w:spacing w:after="120" w:line="240" w:lineRule="auto"/>
+      </w:pPr>
+    </w:p>
+    <w:p>
+      <w:pPr>
+        <w:pStyle w:val="Quote"/>
+      </w:pPr>
+      <w:r>
+        <w:rPr>
+          <w:rFonts w:ascii="宋体" w:hAnsi="宋体" w:eastAsia="宋体"/>
+          <w:sz w:val="21"/>
+        </w:rPr>
+        <w:t>说明：以上均在仓库 Issues 中留有讨论记录，修复过程与验收结论可追溯。</w:t>
       </w:r>
     </w:p>
     <w:p>
